--- a/worksheets/13주차_학생워크시트.docx
+++ b/worksheets/13주차_학생워크시트.docx
@@ -5414,7 +5414,7 @@
                 <w:sz w:val="20"/>
                 <w:szCs w:val="20"/>
               </w:rPr>
-              <w:t xml:space="preserve">14주차에서는 아이콘(lucide-react)을 붙이고, 휴대폰 폭에서도 깨지지 않게 다듬고, 누를 때·초점이 갔을 때·연결이 끊겼을 때 화면이 어떻게 반응할지 정합니다. 오늘 만든 색 토큰을 그대로 씁니다.</w:t>
+              <w:t xml:space="preserve">14주차에서는 아이콘(lucide-react)을 붙이고, 휴대폰 폭에서도 깨지지 않게 다듬고, 누를 때·초점이 갔을 때·연결이 끊겼을 때 화면이 어떻게 반응할지 정합니다. 오늘 만든 색 토큰을 그대로 씁니다. 다만 방법이 달라집니다 — 완성본을 나눠주지 않고, 11주차처럼 여러분이 제미나이에게 부탁해서 직접 고칩니다.</w:t>
             </w:r>
           </w:p>
         </w:tc>

--- a/worksheets/13주차_학생워크시트.docx
+++ b/worksheets/13주차_학생워크시트.docx
@@ -3246,7 +3246,7 @@
                 <w:sz w:val="18"/>
                 <w:szCs w:val="18"/>
               </w:rPr>
-              <w:t xml:space="preserve"># 스타일마다 바뀌는 것 — 15주차에서 이 다섯 줄만 갈아끼운다</w:t>
+              <w:t xml:space="preserve"># 스타일마다 바뀌는 것 — 스타일을 갈아끼울 때 이 다섯 줄만 바뀐다</w:t>
             </w:r>
           </w:p>
           <w:p>
@@ -3641,7 +3641,7 @@
           <w:sz w:val="24"/>
           <w:szCs w:val="24"/>
         </w:rPr>
-        <w:t xml:space="preserve">아홉 개가 두 무리로 나뉩니다 — 이 구분이 15주차의 바탕입니다</w:t>
+        <w:t xml:space="preserve">아홉 개가 두 무리로 나뉩니다 — 이 구분이 스타일 전환의 바탕입니다</w:t>
       </w:r>
     </w:p>
     <w:tbl>
@@ -3740,7 +3740,7 @@
                 <w:sz w:val="20"/>
                 <w:szCs w:val="20"/>
               </w:rPr>
-              <w:t xml:space="preserve">15주차에서</w:t>
+              <w:t xml:space="preserve">스타일을 갈아끼울 때</w:t>
             </w:r>
           </w:p>
         </w:tc>
@@ -3951,7 +3951,7 @@
                 <w:sz w:val="20"/>
                 <w:szCs w:val="20"/>
               </w:rPr>
-              <w:t xml:space="preserve">bg-slate-800 처럼 직접 색을 쓰면 안 되는 이유가 여기 있습니다. 15주차에서 스타일을 바꿀 때 그 자리만 안 바뀌고 남습니다. 뜻으로 이름을 붙여 두면 한 곳만 고쳐도 화면 전체가 따라옵니다.</w:t>
+              <w:t xml:space="preserve">bg-slate-800 처럼 직접 색을 쓰면 안 되는 이유가 여기 있습니다. 나중에 스타일을 갈아끼울 때 그 자리만 안 바뀌고 남습니다. 뜻으로 이름을 붙여 두면 한 곳만 고쳐도 화면 전체가 따라옵니다.</w:t>
             </w:r>
           </w:p>
         </w:tc>
